--- a/CSHSE/server/src/assets/reader-report-templates/baccalaureate.docx
+++ b/CSHSE/server/src/assets/reader-report-templates/baccalaureate.docx
@@ -363,6 +363,9 @@
             <w:vAlign w:val="center"/>
           </w:tcPr>
           <w:p>
+            <w:r>
+              <w:t xml:space="preserve">{{c_introduction}} </w:t>
+            </w:r>
             <w:pPr>
               <w:spacing w:after="0" w:line="240" w:lineRule="auto"/>
               <w:rPr>
@@ -386,6 +389,9 @@
             <w:vAlign w:val="center"/>
           </w:tcPr>
           <w:p>
+            <w:r>
+              <w:t xml:space="preserve">{{n_introduction}} </w:t>
+            </w:r>
             <w:pPr>
               <w:spacing w:after="0" w:line="240" w:lineRule="auto"/>
               <w:rPr>
@@ -420,6 +426,11 @@
                 <w:b/>
               </w:rPr>
               <w:t xml:space="preserve">Reader’s Comments: Note missing information or reason for noncompliant decision; make notations of strengths </w:t>
+            </w:r>
+          </w:p>
+          <w:p>
+            <w:r>
+              <w:t>{{cm_introduction}}</w:t>
             </w:r>
           </w:p>
         </w:tc>

--- a/CSHSE/server/src/assets/reader-report-templates/baccalaureate.docx
+++ b/CSHSE/server/src/assets/reader-report-templates/baccalaureate.docx
@@ -364,7 +364,7 @@
           </w:tcPr>
           <w:p>
             <w:r>
-              <w:t xml:space="preserve">{{c_introduction}} </w:t>
+              <w:t xml:space="preserve">{{c_intro_a}} </w:t>
             </w:r>
             <w:pPr>
               <w:spacing w:after="0" w:line="240" w:lineRule="auto"/>
@@ -390,7 +390,7 @@
           </w:tcPr>
           <w:p>
             <w:r>
-              <w:t xml:space="preserve">{{n_introduction}} </w:t>
+              <w:t xml:space="preserve">{{n_intro_a}} </w:t>
             </w:r>
             <w:pPr>
               <w:spacing w:after="0" w:line="240" w:lineRule="auto"/>
@@ -430,7 +430,7 @@
           </w:p>
           <w:p>
             <w:r>
-              <w:t>{{cm_introduction}}</w:t>
+              <w:t>{{cm_intro_a}}</w:t>
             </w:r>
           </w:p>
         </w:tc>
@@ -1001,6 +1001,9 @@
             <w:vAlign w:val="center"/>
           </w:tcPr>
           <w:p>
+            <w:r>
+              <w:t xml:space="preserve">{{c_intro_b}} </w:t>
+            </w:r>
             <w:pPr>
               <w:spacing w:after="0" w:line="240" w:lineRule="auto"/>
               <w:rPr>
@@ -1024,6 +1027,9 @@
             <w:vAlign w:val="center"/>
           </w:tcPr>
           <w:p>
+            <w:r>
+              <w:t xml:space="preserve">{{n_intro_b}} </w:t>
+            </w:r>
             <w:pPr>
               <w:spacing w:after="0" w:line="240" w:lineRule="auto"/>
               <w:rPr>
@@ -1058,6 +1064,11 @@
                 <w:b/>
               </w:rPr>
               <w:t>Reader’s Comments: Note missing information or reason for noncompliant decision; make notations of strengths</w:t>
+            </w:r>
+          </w:p>
+          <w:p>
+            <w:r>
+              <w:t>{{cm_intro_b}}</w:t>
             </w:r>
           </w:p>
         </w:tc>
@@ -1417,6 +1428,9 @@
             <w:vAlign w:val="center"/>
           </w:tcPr>
           <w:p>
+            <w:r>
+              <w:t xml:space="preserve">{{c_intro_c}} </w:t>
+            </w:r>
             <w:pPr>
               <w:spacing w:after="0" w:line="240" w:lineRule="auto"/>
               <w:rPr>
@@ -1440,6 +1454,9 @@
             <w:vAlign w:val="center"/>
           </w:tcPr>
           <w:p>
+            <w:r>
+              <w:t xml:space="preserve">{{n_intro_c}} </w:t>
+            </w:r>
             <w:pPr>
               <w:spacing w:after="0" w:line="240" w:lineRule="auto"/>
               <w:rPr>
@@ -1474,6 +1491,11 @@
                 <w:b/>
               </w:rPr>
               <w:t>Reader’s Comments: Note missing information or reason for noncompliant decision; make notations of strengths</w:t>
+            </w:r>
+          </w:p>
+          <w:p>
+            <w:r>
+              <w:t>{{cm_intro_c}}</w:t>
             </w:r>
           </w:p>
         </w:tc>
@@ -1727,6 +1749,9 @@
             <w:vAlign w:val="center"/>
           </w:tcPr>
           <w:p>
+            <w:r>
+              <w:t xml:space="preserve">{{c_intro_d}} </w:t>
+            </w:r>
             <w:pPr>
               <w:spacing w:after="0" w:line="240" w:lineRule="auto"/>
               <w:rPr>
@@ -1750,6 +1775,9 @@
             <w:vAlign w:val="center"/>
           </w:tcPr>
           <w:p>
+            <w:r>
+              <w:t xml:space="preserve">{{n_intro_d}} </w:t>
+            </w:r>
             <w:pPr>
               <w:spacing w:after="0" w:line="240" w:lineRule="auto"/>
               <w:rPr>
@@ -1784,6 +1812,11 @@
                 <w:b/>
               </w:rPr>
               <w:t>Reader’s Comments: Note missing information or reason for noncompliant decision; make notations of strengths</w:t>
+            </w:r>
+          </w:p>
+          <w:p>
+            <w:r>
+              <w:t>{{cm_intro_d}}</w:t>
             </w:r>
           </w:p>
         </w:tc>
@@ -2060,6 +2093,9 @@
             <w:vAlign w:val="center"/>
           </w:tcPr>
           <w:p>
+            <w:r>
+              <w:t xml:space="preserve">{{c_intro_e}} </w:t>
+            </w:r>
             <w:pPr>
               <w:spacing w:after="0" w:line="240" w:lineRule="auto"/>
               <w:rPr>
@@ -2084,6 +2120,9 @@
             <w:vAlign w:val="center"/>
           </w:tcPr>
           <w:p>
+            <w:r>
+              <w:t xml:space="preserve">{{n_intro_e}} </w:t>
+            </w:r>
             <w:pPr>
               <w:spacing w:after="0" w:line="240" w:lineRule="auto"/>
               <w:rPr>
@@ -2120,6 +2159,11 @@
                 <w:b/>
               </w:rPr>
               <w:t>Reader’s Comments: Note missing information or reason for noncompliant decision; make notations of strengths</w:t>
+            </w:r>
+          </w:p>
+          <w:p>
+            <w:r>
+              <w:t>{{cm_intro_e}}</w:t>
             </w:r>
           </w:p>
         </w:tc>
@@ -2598,6 +2642,9 @@
             <w:vAlign w:val="center"/>
           </w:tcPr>
           <w:p>
+            <w:r>
+              <w:t xml:space="preserve">{{c_intro_f}} </w:t>
+            </w:r>
             <w:pPr>
               <w:spacing w:after="0" w:line="240" w:lineRule="auto"/>
               <w:rPr>
@@ -2622,6 +2669,9 @@
             <w:vAlign w:val="center"/>
           </w:tcPr>
           <w:p>
+            <w:r>
+              <w:t xml:space="preserve">{{n_intro_f}} </w:t>
+            </w:r>
             <w:pPr>
               <w:spacing w:after="0" w:line="240" w:lineRule="auto"/>
               <w:rPr>
@@ -2658,6 +2708,11 @@
                 <w:b/>
               </w:rPr>
               <w:t>Reader’s Comments: Note missing information or reason for noncompliant decision; make notations of strengths</w:t>
+            </w:r>
+          </w:p>
+          <w:p>
+            <w:r>
+              <w:t>{{cm_intro_f}}</w:t>
             </w:r>
           </w:p>
         </w:tc>
